--- a/public/files/en/hk-then-and-now-project.docx
+++ b/public/files/en/hk-then-and-now-project.docx
@@ -24,6 +24,17 @@
           <w:sz w:val="18"/>
         </w:rPr>
         <w:t>──────────────────────────────────────────────</w:t>
+      </w:r>
+    </w:p>
+    <w:p>
+      <w:r>
+        <w:rPr>
+          <w:rFonts w:ascii="Quicksand" w:hAnsi="Quicksand" w:cs="Quicksand" w:eastAsia="Noto Sans TC"/>
+          <w:b w:val="0"/>
+          <w:color w:val="080808"/>
+          <w:sz w:val="21"/>
+        </w:rPr>
+        <w:t>Hong Kong then and now: a local history project with an alternative to a family interview</w:t>
       </w:r>
     </w:p>
     <w:p>
